--- a/docs/ClavaMetrics-Respuestas-cuestionario-tecnico.docx
+++ b/docs/ClavaMetrics-Respuestas-cuestionario-tecnico.docx
@@ -538,33 +538,27 @@
     <w:p>
       <w:r>
         <w:rPr>
+          <w:b/>
+        </w:rPr>
+        <w:t>Es un club de prueba.</w:t>
+      </w:r>
+      <w:r>
+        <w:rPr>
           <w:b w:val="0"/>
         </w:rPr>
-        <w:t xml:space="preserve">Datos reales de la base a 18 de septiembre de 2026: 45 fichas de jugador, </w:t>
+        <w:t xml:space="preserve"> Confirmado por el cliente el 18 de septiembre de 2026: las 45 fichas </w:t>
       </w:r>
       <w:r>
         <w:rPr>
           <w:b/>
         </w:rPr>
-        <w:t>un solo usuario</w:t>
+        <w:t>no corresponden a personas reales</w:t>
       </w:r>
       <w:r>
         <w:rPr>
           <w:b w:val="0"/>
         </w:rPr>
-        <w:t xml:space="preserve"> (el propio fundador), 12 lesiones, 8.049 registros de esfuerzo percibido y sesiones fechadas en el futuro. Las 45 fichas se crearon en </w:t>
-      </w:r>
-      <w:r>
-        <w:rPr>
-          <w:b/>
-        </w:rPr>
-        <w:t>tres días</w:t>
-      </w:r>
-      <w:r>
-        <w:rPr>
-          <w:b w:val="0"/>
-        </w:rPr>
-        <w:t>, en carga masiva.</w:t>
+        <w:t xml:space="preserve"> y no hay, por tanto, tratamiento de datos personales en ese club.</w:t>
       </w:r>
     </w:p>
     <w:p>
@@ -572,26 +566,7 @@
         <w:rPr>
           <w:b w:val="0"/>
         </w:rPr>
-        <w:t xml:space="preserve">El perfil de uso corresponde al de un </w:t>
-      </w:r>
-      <w:r>
-        <w:rPr>
-          <w:b/>
-        </w:rPr>
-        <w:t>entorno de demostración o pruebas con estructura de club real</w:t>
-      </w:r>
-      <w:r>
-        <w:rPr>
-          <w:b w:val="0"/>
-        </w:rPr>
-        <w:t xml:space="preserve">, no al de un cliente con cuerpo técnico trabajando. </w:t>
-      </w:r>
-      <w:r>
-        <w:rPr>
-          <w:b/>
-          <w:highlight w:val="yellow"/>
-        </w:rPr>
-        <w:t>El cliente debe confirmar si los nombres corresponden a personas reales.</w:t>
+        <w:t>Los datos de la base son coherentes con esa naturaleza: 45 fichas creadas en tres días en carga masiva, un solo usuario —el propio fundador— y sesiones fechadas en el futuro.</w:t>
       </w:r>
     </w:p>
     <w:p>
@@ -602,31 +577,42 @@
         <w:rPr>
           <w:b w:val="0"/>
         </w:rPr>
-        <w:t xml:space="preserve">NOTA IMPORTANTE — Esto afecta al argumento del borrador. El otro club español, Club de Fútbol Lorca Deportiva, tiene </w:t>
+        <w:t xml:space="preserve">NOTA IMPORTANTE — Esto </w:t>
       </w:r>
       <w:r>
         <w:rPr>
           <w:b/>
         </w:rPr>
-        <w:t>cero jugadores y cero datos</w:t>
+        <w:t>derriba el argumento de aplicabilidad</w:t>
       </w:r>
       <w:r>
         <w:rPr>
           <w:b w:val="0"/>
         </w:rPr>
-        <w:t xml:space="preserve">. Si Clava FC resulta ser un entorno de pruebas con nombres inventados, entonces </w:t>
+        <w:t xml:space="preserve"> que empleaba la primera versión del borrador. El otro club español dado de alta, Lorca Deportiva, no contiene dato alguno. En consecuencia, a esta fecha </w:t>
       </w:r>
       <w:r>
         <w:rPr>
           <w:b/>
         </w:rPr>
-        <w:t>hoy no hay ningún club europeo con datos reales en la plataforma</w:t>
+        <w:t>no hay ningún club europeo con datos reales en la plataforma</w:t>
       </w:r>
       <w:r>
         <w:rPr>
           <w:b w:val="0"/>
         </w:rPr>
-        <w:t>, y la aplicabilidad del RGPD no puede sostenerse sobre ese hecho. Habría que fundarla, en su caso, en la oferta dirigida al mercado europeo. Es una cuestión que conviene resolver antes de redactar la cláusula de ley aplicable.</w:t>
+        <w:t>: el único club con datos reales radica en Camboya. La aplicabilidad del RGPD habrá de fundarse, en su caso, en la oferta del servicio dirigida al mercado europeo (artículo 3.2), calificación que corresponde a la letrada. Conviene resolverlo antes de redactar la cláusula de ley aplicable y fuero.</w:t>
+      </w:r>
+    </w:p>
+    <w:p>
+      <w:pPr>
+        <w:pStyle w:val="Nota"/>
+      </w:pPr>
+      <w:r>
+        <w:rPr>
+          <w:b w:val="0"/>
+        </w:rPr>
+        <w:t>NOTA — Que no resulte aplicable hoy no permite aplazar el contrato. Lo será en cuanto Lorca, ya dado de alta, incorpore un jugador. Y en Camboya, donde sí hay datos reales, no consta norma equivalente: allí el contrato es la única protección del cliente.</w:t>
       </w:r>
     </w:p>
     <w:p>
@@ -641,15 +627,14 @@
       <w:r>
         <w:rPr>
           <w:b/>
-          <w:highlight w:val="yellow"/>
         </w:rPr>
-        <w:t>Pendiente de confirmación por el cliente.</w:t>
+        <w:t>No.</w:t>
       </w:r>
       <w:r>
         <w:rPr>
           <w:b w:val="0"/>
         </w:rPr>
-        <w:t xml:space="preserve"> Es la misma cuestión del apartado anterior y tiene la misma relevancia.</w:t>
+        <w:t xml:space="preserve"> Los nombres son ficticios, según confirmación del cliente.</w:t>
       </w:r>
     </w:p>
     <w:p>
@@ -660,7 +645,7 @@
         <w:rPr>
           <w:b w:val="0"/>
         </w:rPr>
-        <w:t>NOTA — Si contiene datos reales, aunque sean de conocidos y con su permiso verbal, es tratamiento y necesita base de licitud e información. Si son inventados, conviene dejarlo documentado para que nadie deduzca lo contrario en una inspección.</w:t>
+        <w:t>NOTA — Conviene dejarlo documentado por escrito, para que en una eventual inspección nadie deduzca lo contrario a la vista de un club con 45 fichas y 8.049 registros de esfuerzo.</w:t>
       </w:r>
     </w:p>
     <w:p>
@@ -1743,7 +1728,7 @@
         <w:color w:val="5C6B62"/>
         <w:sz w:val="16"/>
       </w:rPr>
-      <w:t>ClavaMetrics · Respuestas al cuestionario técnico · 18 de septiembre de 2026</w:t>
+      <w:t>ClavaMetrics · Respuestas al cuestionario técnico · 18 de septiembre de 2026 · v2</w:t>
     </w:r>
   </w:p>
 </w:ftr>

--- a/docs/ClavaMetrics-Respuestas-cuestionario-tecnico.docx
+++ b/docs/ClavaMetrics-Respuestas-cuestionario-tecnico.docx
@@ -51,6 +51,27 @@
         <w:t>Lo resaltado en amarillo son extremos que el cliente aún debe decidir o confirmar. Los párrafos en gris son observaciones del redactor técnico sobre riesgos o limitaciones que conviene conocer, no respuestas a la pregunta.</w:t>
       </w:r>
     </w:p>
+    <w:p/>
+    <w:p>
+      <w:pPr>
+        <w:pStyle w:val="Literal"/>
+        <w:shd w:val="clear" w:fill="F1F5F1"/>
+      </w:pPr>
+      <w:r>
+        <w:rPr>
+          <w:b/>
+          <w:color w:val="0B4F26"/>
+          <w:sz w:val="16"/>
+        </w:rPr>
+        <w:t xml:space="preserve">ENUNCIADO DEL CUESTIONARIO  </w:t>
+      </w:r>
+      <w:r>
+        <w:rPr>
+          <w:sz w:val="20"/>
+        </w:rPr>
+        <w:t>Las preguntas siguientes sirven para entender mejor la parte técnica y operativa del proyecto, algo necesario para cerrar el diagnóstico jurídico. No hay respuesta correcta ni incorrecta: el objetivo es registrar cómo funcionan las cosas hoy, no evaluar si están bien. Si no lo sabéis, no estáis seguros o nunca os habíais parado a pensar en algún punto, basta con indicarlo — eso también es información útil.</w:t>
+      </w:r>
+    </w:p>
     <w:p>
       <w:pPr>
         <w:pStyle w:val="Heading1"/>
@@ -68,6 +89,26 @@
       </w:r>
     </w:p>
     <w:p>
+      <w:pPr>
+        <w:pStyle w:val="Literal"/>
+        <w:shd w:val="clear" w:fill="F1F5F1"/>
+      </w:pPr>
+      <w:r>
+        <w:rPr>
+          <w:b/>
+          <w:color w:val="0B4F26"/>
+          <w:sz w:val="16"/>
+        </w:rPr>
+        <w:t xml:space="preserve">PREGUNTA  </w:t>
+      </w:r>
+      <w:r>
+        <w:rPr>
+          <w:sz w:val="20"/>
+        </w:rPr>
+        <w:t>¿ClavaMetrics va a operar como persona física o hay plan de constituir una sociedad? Si lo hay: ¿en qué país y en qué plazo aproximado?</w:t>
+      </w:r>
+    </w:p>
+    <w:p>
       <w:r>
         <w:rPr>
           <w:b w:val="0"/>
@@ -156,6 +197,26 @@
       </w:r>
     </w:p>
     <w:p>
+      <w:pPr>
+        <w:pStyle w:val="Literal"/>
+        <w:shd w:val="clear" w:fill="F1F5F1"/>
+      </w:pPr>
+      <w:r>
+        <w:rPr>
+          <w:b/>
+          <w:color w:val="0B4F26"/>
+          <w:sz w:val="16"/>
+        </w:rPr>
+        <w:t xml:space="preserve">PREGUNTA  </w:t>
+      </w:r>
+      <w:r>
+        <w:rPr>
+          <w:sz w:val="20"/>
+        </w:rPr>
+        <w:t>¿Hay algún desarrollador externo, freelance o agencia con acceso al código o a la base de datos? Si es así, ¿bajo qué contrato, y existe cláusula de confidencialidad?</w:t>
+      </w:r>
+    </w:p>
+    <w:p>
       <w:r>
         <w:rPr>
           <w:b w:val="0"/>
@@ -243,6 +304,26 @@
       </w:r>
     </w:p>
     <w:p>
+      <w:pPr>
+        <w:pStyle w:val="Literal"/>
+        <w:shd w:val="clear" w:fill="F1F5F1"/>
+      </w:pPr>
+      <w:r>
+        <w:rPr>
+          <w:b/>
+          <w:color w:val="0B4F26"/>
+          <w:sz w:val="16"/>
+        </w:rPr>
+        <w:t xml:space="preserve">PREGUNTA  </w:t>
+      </w:r>
+      <w:r>
+        <w:rPr>
+          <w:sz w:val="20"/>
+        </w:rPr>
+        <w:t>Cuando necesitáis analizar datos de un club fuera de la plataforma — preparar un informe, revisar la carga de la temporada, preparar una reunión — ¿cómo lo hacéis en la práctica? Describid el recorrido, del dato a la entrega.</w:t>
+      </w:r>
+    </w:p>
+    <w:p>
       <w:r>
         <w:rPr>
           <w:b w:val="0"/>
@@ -310,6 +391,26 @@
       </w:r>
     </w:p>
     <w:p>
+      <w:pPr>
+        <w:pStyle w:val="Literal"/>
+        <w:shd w:val="clear" w:fill="F1F5F1"/>
+      </w:pPr>
+      <w:r>
+        <w:rPr>
+          <w:b/>
+          <w:color w:val="0B4F26"/>
+          <w:sz w:val="16"/>
+        </w:rPr>
+        <w:t xml:space="preserve">PREGUNTA  </w:t>
+      </w:r>
+      <w:r>
+        <w:rPr>
+          <w:sz w:val="20"/>
+        </w:rPr>
+        <w:t>¿Qué herramientas usáis en el día a día para pensar, escribir y organizar el trabajo? Interesa la lista completa, incluidas las que parezcan irrelevantes.</w:t>
+      </w:r>
+    </w:p>
+    <w:p>
       <w:r>
         <w:rPr>
           <w:b w:val="0"/>
@@ -326,6 +427,26 @@
       </w:r>
     </w:p>
     <w:p>
+      <w:pPr>
+        <w:pStyle w:val="Literal"/>
+        <w:shd w:val="clear" w:fill="F1F5F1"/>
+      </w:pPr>
+      <w:r>
+        <w:rPr>
+          <w:b/>
+          <w:color w:val="0B4F26"/>
+          <w:sz w:val="16"/>
+        </w:rPr>
+        <w:t xml:space="preserve">PREGUNTA  </w:t>
+      </w:r>
+      <w:r>
+        <w:rPr>
+          <w:sz w:val="20"/>
+        </w:rPr>
+        <w:t>¿Alguna de esas herramientas ha recibido datos de jugadores, aunque sea una sola vez o de forma parcial?</w:t>
+      </w:r>
+    </w:p>
+    <w:p>
       <w:r>
         <w:rPr>
           <w:b/>
@@ -360,6 +481,26 @@
       </w:r>
     </w:p>
     <w:p>
+      <w:pPr>
+        <w:pStyle w:val="Literal"/>
+        <w:shd w:val="clear" w:fill="F1F5F1"/>
+      </w:pPr>
+      <w:r>
+        <w:rPr>
+          <w:b/>
+          <w:color w:val="0B4F26"/>
+          <w:sz w:val="16"/>
+        </w:rPr>
+        <w:t xml:space="preserve">PREGUNTA  </w:t>
+      </w:r>
+      <w:r>
+        <w:rPr>
+          <w:sz w:val="20"/>
+        </w:rPr>
+        <w:t>Para cada proveedor del Anexo III (Supabase, Catapult, Anthropic, Dropbox/Drive/YouTube/Vimeo, Resend, Paddle, HubSpot, Open-Meteo, y Bunny.net si ya hay relación contractual): ¿hay contrato de tratamiento de datos firmado o aceptado, o solo el alta y los términos estándar de uso?</w:t>
+      </w:r>
+    </w:p>
+    <w:p>
       <w:r>
         <w:rPr>
           <w:b/>
@@ -375,6 +516,39 @@
       </w:r>
     </w:p>
     <w:p>
+      <w:r>
+        <w:rPr>
+          <w:b w:val="0"/>
+        </w:rPr>
+        <w:t xml:space="preserve">Sobre </w:t>
+      </w:r>
+      <w:r>
+        <w:rPr>
+          <w:b/>
+        </w:rPr>
+        <w:t>Bunny.net</w:t>
+      </w:r>
+      <w:r>
+        <w:rPr>
+          <w:b w:val="0"/>
+        </w:rPr>
+        <w:t xml:space="preserve">: no aparece en el código, ni en la configuración, ni en la documentación del proyecto. No consta relación técnica alguna. </w:t>
+      </w:r>
+      <w:r>
+        <w:rPr>
+          <w:b/>
+          <w:highlight w:val="yellow"/>
+        </w:rPr>
+        <w:t>Si existe relación comercial, el cliente debe confirmarlo</w:t>
+      </w:r>
+      <w:r>
+        <w:rPr>
+          <w:b w:val="0"/>
+        </w:rPr>
+        <w:t>; en todo caso hoy no está conectado a la plataforma.</w:t>
+      </w:r>
+    </w:p>
+    <w:p>
       <w:pPr>
         <w:pStyle w:val="Nota"/>
       </w:pPr>
@@ -394,6 +568,26 @@
       </w:r>
     </w:p>
     <w:p>
+      <w:pPr>
+        <w:pStyle w:val="Literal"/>
+        <w:shd w:val="clear" w:fill="F1F5F1"/>
+      </w:pPr>
+      <w:r>
+        <w:rPr>
+          <w:b/>
+          <w:color w:val="0B4F26"/>
+          <w:sz w:val="16"/>
+        </w:rPr>
+        <w:t xml:space="preserve">PREGUNTA  </w:t>
+      </w:r>
+      <w:r>
+        <w:rPr>
+          <w:sz w:val="20"/>
+        </w:rPr>
+        <w:t>¿Alguna de esas cuentas es personal, de uno de los socios, en lugar de corporativa de ClavaMetrics?</w:t>
+      </w:r>
+    </w:p>
+    <w:p>
       <w:r>
         <w:rPr>
           <w:b/>
@@ -428,6 +622,26 @@
       </w:r>
     </w:p>
     <w:p>
+      <w:pPr>
+        <w:pStyle w:val="Literal"/>
+        <w:shd w:val="clear" w:fill="F1F5F1"/>
+      </w:pPr>
+      <w:r>
+        <w:rPr>
+          <w:b/>
+          <w:color w:val="0B4F26"/>
+          <w:sz w:val="16"/>
+        </w:rPr>
+        <w:t xml:space="preserve">PREGUNTA  </w:t>
+      </w:r>
+      <w:r>
+        <w:rPr>
+          <w:sz w:val="20"/>
+        </w:rPr>
+        <w:t>Además de las herramientas del día a día ya mencionadas, ¿hay algún servicio conectado técnicamente a la plataforma — analítica, monitorización de errores, chat de soporte, formularios, automatizaciones — que no aparezca en el Anexo III?</w:t>
+      </w:r>
+    </w:p>
+    <w:p>
       <w:r>
         <w:rPr>
           <w:b w:val="0"/>
@@ -467,6 +681,26 @@
       </w:r>
     </w:p>
     <w:p>
+      <w:pPr>
+        <w:pStyle w:val="Literal"/>
+        <w:shd w:val="clear" w:fill="F1F5F1"/>
+      </w:pPr>
+      <w:r>
+        <w:rPr>
+          <w:b/>
+          <w:color w:val="0B4F26"/>
+          <w:sz w:val="16"/>
+        </w:rPr>
+        <w:t xml:space="preserve">PREGUNTA  </w:t>
+      </w:r>
+      <w:r>
+        <w:rPr>
+          <w:sz w:val="20"/>
+        </w:rPr>
+        <w:t>¿ClavaMetrics pretende atender solo a clubes profesionales, cuyos atletas tienen contrato laboral, o también a clubes amateurs y de cantera, donde muchas veces no hay contrato alguno? Si el plan incluye ambos, ¿hay intención de diferenciar el producto entre ellos?</w:t>
+      </w:r>
+    </w:p>
+    <w:p>
       <w:r>
         <w:rPr>
           <w:b/>
@@ -495,6 +729,26 @@
       </w:r>
     </w:p>
     <w:p>
+      <w:pPr>
+        <w:pStyle w:val="Literal"/>
+        <w:shd w:val="clear" w:fill="F1F5F1"/>
+      </w:pPr>
+      <w:r>
+        <w:rPr>
+          <w:b/>
+          <w:color w:val="0B4F26"/>
+          <w:sz w:val="16"/>
+        </w:rPr>
+        <w:t xml:space="preserve">PREGUNTA  </w:t>
+      </w:r>
+      <w:r>
+        <w:rPr>
+          <w:sz w:val="20"/>
+        </w:rPr>
+        <w:t>¿Hay médico, fisioterapeuta u otro profesional colegiado accediendo al módulo clínico? ¿El sistema de roles permite acreditar esa restricción?</w:t>
+      </w:r>
+    </w:p>
+    <w:p>
       <w:r>
         <w:rPr>
           <w:b w:val="0"/>
@@ -536,6 +790,26 @@
       </w:r>
     </w:p>
     <w:p>
+      <w:pPr>
+        <w:pStyle w:val="Literal"/>
+        <w:shd w:val="clear" w:fill="F1F5F1"/>
+      </w:pPr>
+      <w:r>
+        <w:rPr>
+          <w:b/>
+          <w:color w:val="0B4F26"/>
+          <w:sz w:val="16"/>
+        </w:rPr>
+        <w:t xml:space="preserve">PREGUNTA  </w:t>
+      </w:r>
+      <w:r>
+        <w:rPr>
+          <w:sz w:val="20"/>
+        </w:rPr>
+        <w:t>Sobre el Clava FC: ¿es un club vinculado a vosotros, un cliente independiente, o una base de datos de prueba con estructura de club real? Lo preguntamos porque el borrador usa la existencia de un club español como argumento de aplicabilidad actual del RGPD, y conviene saber si ese argumento se sostiene.</w:t>
+      </w:r>
+    </w:p>
+    <w:p>
       <w:r>
         <w:rPr>
           <w:b/>
@@ -624,6 +898,26 @@
       </w:r>
     </w:p>
     <w:p>
+      <w:pPr>
+        <w:pStyle w:val="Literal"/>
+        <w:shd w:val="clear" w:fill="F1F5F1"/>
+      </w:pPr>
+      <w:r>
+        <w:rPr>
+          <w:b/>
+          <w:color w:val="0B4F26"/>
+          <w:sz w:val="16"/>
+        </w:rPr>
+        <w:t xml:space="preserve">PREGUNTA  </w:t>
+      </w:r>
+      <w:r>
+        <w:rPr>
+          <w:sz w:val="20"/>
+        </w:rPr>
+        <w:t>¿El «Club de prueba» contiene datos reales de personas?</w:t>
+      </w:r>
+    </w:p>
+    <w:p>
       <w:r>
         <w:rPr>
           <w:b/>
@@ -657,6 +951,26 @@
       </w:r>
     </w:p>
     <w:p>
+      <w:pPr>
+        <w:pStyle w:val="Literal"/>
+        <w:shd w:val="clear" w:fill="F1F5F1"/>
+      </w:pPr>
+      <w:r>
+        <w:rPr>
+          <w:b/>
+          <w:color w:val="0B4F26"/>
+          <w:sz w:val="16"/>
+        </w:rPr>
+        <w:t xml:space="preserve">PREGUNTA  </w:t>
+      </w:r>
+      <w:r>
+        <w:rPr>
+          <w:sz w:val="20"/>
+        </w:rPr>
+        <w:t>¿Existe un procedimiento escrito de respuesta a incidentes? ¿A quién se avisa fuera de horario, teniendo en cuenta el huso horario de los socios?</w:t>
+      </w:r>
+    </w:p>
+    <w:p>
       <w:r>
         <w:rPr>
           <w:b/>
@@ -690,6 +1004,26 @@
       </w:r>
     </w:p>
     <w:p>
+      <w:pPr>
+        <w:pStyle w:val="Literal"/>
+        <w:shd w:val="clear" w:fill="F1F5F1"/>
+      </w:pPr>
+      <w:r>
+        <w:rPr>
+          <w:b/>
+          <w:color w:val="0B4F26"/>
+          <w:sz w:val="16"/>
+        </w:rPr>
+        <w:t xml:space="preserve">PREGUNTA  </w:t>
+      </w:r>
+      <w:r>
+        <w:rPr>
+          <w:sz w:val="20"/>
+        </w:rPr>
+        <w:t>¿Qué ocurriría con los datos de los clubes si ClavaMetrics cesara su actividad?</w:t>
+      </w:r>
+    </w:p>
+    <w:p>
       <w:r>
         <w:rPr>
           <w:b/>
@@ -736,6 +1070,26 @@
       </w:r>
     </w:p>
     <w:p>
+      <w:pPr>
+        <w:pStyle w:val="Literal"/>
+        <w:shd w:val="clear" w:fill="F1F5F1"/>
+      </w:pPr>
+      <w:r>
+        <w:rPr>
+          <w:b/>
+          <w:color w:val="0B4F26"/>
+          <w:sz w:val="16"/>
+        </w:rPr>
+        <w:t xml:space="preserve">PREGUNTA  </w:t>
+      </w:r>
+      <w:r>
+        <w:rPr>
+          <w:sz w:val="20"/>
+        </w:rPr>
+        <w:t>¿La plataforma sugiere decisiones sobre jugadores — carga, disponibilidad, vuelta de lesión — o solo presenta datos para que decida el cuerpo técnico?</w:t>
+      </w:r>
+    </w:p>
+    <w:p>
       <w:r>
         <w:rPr>
           <w:b w:val="0"/>
@@ -802,6 +1156,26 @@
       </w:r>
     </w:p>
     <w:p>
+      <w:pPr>
+        <w:pStyle w:val="Literal"/>
+        <w:shd w:val="clear" w:fill="F1F5F1"/>
+      </w:pPr>
+      <w:r>
+        <w:rPr>
+          <w:b/>
+          <w:color w:val="0B4F26"/>
+          <w:sz w:val="16"/>
+        </w:rPr>
+        <w:t xml:space="preserve">PREGUNTA  </w:t>
+      </w:r>
+      <w:r>
+        <w:rPr>
+          <w:sz w:val="20"/>
+        </w:rPr>
+        <w:t>¿El benchmarking entre clubes es una funcionalidad prevista? ¿En qué plazo?</w:t>
+      </w:r>
+    </w:p>
+    <w:p>
       <w:r>
         <w:rPr>
           <w:b/>
@@ -848,6 +1222,26 @@
       </w:r>
     </w:p>
     <w:p>
+      <w:pPr>
+        <w:pStyle w:val="Literal"/>
+        <w:shd w:val="clear" w:fill="F1F5F1"/>
+      </w:pPr>
+      <w:r>
+        <w:rPr>
+          <w:b/>
+          <w:color w:val="0B4F26"/>
+          <w:sz w:val="16"/>
+        </w:rPr>
+        <w:t xml:space="preserve">PREGUNTA  </w:t>
+      </w:r>
+      <w:r>
+        <w:rPr>
+          <w:sz w:val="20"/>
+        </w:rPr>
+        <w:t>¿Qué mercados entran en el plan de expansión, y en qué orden, si ya está previsto?</w:t>
+      </w:r>
+    </w:p>
+    <w:p>
       <w:r>
         <w:rPr>
           <w:b/>
@@ -866,7 +1260,17 @@
         <w:pStyle w:val="Heading1"/>
       </w:pPr>
       <w:r>
-        <w:t>Bloque 2 — Arquitectura y funcionamiento</w:t>
+        <w:t>Bloque 2 — Arquitectura y funcionamiento del sistema</w:t>
+      </w:r>
+    </w:p>
+    <w:p>
+      <w:r>
+        <w:rPr>
+          <w:b w:val="0"/>
+          <w:color w:val="5C6B62"/>
+          <w:sz w:val="20"/>
+        </w:rPr>
+        <w:t>Estas preguntas se responden mejor con el sistema abierto.</w:t>
       </w:r>
     </w:p>
     <w:p>
@@ -878,6 +1282,26 @@
       </w:r>
     </w:p>
     <w:p>
+      <w:pPr>
+        <w:pStyle w:val="Literal"/>
+        <w:shd w:val="clear" w:fill="F1F5F1"/>
+      </w:pPr>
+      <w:r>
+        <w:rPr>
+          <w:b/>
+          <w:color w:val="0B4F26"/>
+          <w:sz w:val="16"/>
+        </w:rPr>
+        <w:t xml:space="preserve">PREGUNTA  </w:t>
+      </w:r>
+      <w:r>
+        <w:rPr>
+          <w:sz w:val="20"/>
+        </w:rPr>
+        <w:t>¿Cómo llegan los datos a la plataforma en cada categoría: introducción manual por el cuerpo técnico, importación de hoja de cálculo, integración automática, formulario que rellena el jugador? ¿Hay algún caso en que el jugador o un tercero alimente datos directamente?</w:t>
+      </w:r>
+    </w:p>
+    <w:p>
       <w:r>
         <w:rPr>
           <w:b w:val="0"/>
@@ -982,6 +1406,26 @@
       </w:r>
     </w:p>
     <w:p>
+      <w:pPr>
+        <w:pStyle w:val="Literal"/>
+        <w:shd w:val="clear" w:fill="F1F5F1"/>
+      </w:pPr>
+      <w:r>
+        <w:rPr>
+          <w:b/>
+          <w:color w:val="0B4F26"/>
+          <w:sz w:val="16"/>
+        </w:rPr>
+        <w:t xml:space="preserve">PREGUNTA  </w:t>
+      </w:r>
+      <w:r>
+        <w:rPr>
+          <w:sz w:val="20"/>
+        </w:rPr>
+        <w:t>¿Dónde se almacenan los documentos clínicos y las pruebas médicas que suben los clubes? ¿El control de acceso de la base de datos alcanza también a esos archivos, o están en un almacenamiento aparte? ¿Los enlaces de acceso a esos archivos caducan?</w:t>
+      </w:r>
+    </w:p>
+    <w:p>
       <w:r>
         <w:rPr>
           <w:b w:val="0"/>
@@ -1035,6 +1479,26 @@
       </w:r>
     </w:p>
     <w:p>
+      <w:pPr>
+        <w:pStyle w:val="Literal"/>
+        <w:shd w:val="clear" w:fill="F1F5F1"/>
+      </w:pPr>
+      <w:r>
+        <w:rPr>
+          <w:b/>
+          <w:color w:val="0B4F26"/>
+          <w:sz w:val="16"/>
+        </w:rPr>
+        <w:t xml:space="preserve">PREGUNTA  </w:t>
+      </w:r>
+      <w:r>
+        <w:rPr>
+          <w:sz w:val="20"/>
+        </w:rPr>
+        <w:t>¿Qué campos exactos se envían en la generación de planes y en el etiquetado? La lista de campos del payload, no una descripción.</w:t>
+      </w:r>
+    </w:p>
+    <w:p>
       <w:r>
         <w:rPr>
           <w:b w:val="0"/>
@@ -1117,6 +1581,26 @@
       </w:r>
     </w:p>
     <w:p>
+      <w:pPr>
+        <w:pStyle w:val="Literal"/>
+        <w:shd w:val="clear" w:fill="F1F5F1"/>
+      </w:pPr>
+      <w:r>
+        <w:rPr>
+          <w:b/>
+          <w:color w:val="0B4F26"/>
+          <w:sz w:val="16"/>
+        </w:rPr>
+        <w:t xml:space="preserve">PREGUNTA  </w:t>
+      </w:r>
+      <w:r>
+        <w:rPr>
+          <w:sz w:val="20"/>
+        </w:rPr>
+        <w:t>¿Se envían nombre, apellidos, identificador de ficha o cualquier dato que permita re-identificar al jugador?</w:t>
+      </w:r>
+    </w:p>
+    <w:p>
       <w:r>
         <w:rPr>
           <w:b/>
@@ -1174,6 +1658,26 @@
       </w:r>
     </w:p>
     <w:p>
+      <w:pPr>
+        <w:pStyle w:val="Literal"/>
+        <w:shd w:val="clear" w:fill="F1F5F1"/>
+      </w:pPr>
+      <w:r>
+        <w:rPr>
+          <w:b/>
+          <w:color w:val="0B4F26"/>
+          <w:sz w:val="16"/>
+        </w:rPr>
+        <w:t xml:space="preserve">PREGUNTA  </w:t>
+      </w:r>
+      <w:r>
+        <w:rPr>
+          <w:sz w:val="20"/>
+        </w:rPr>
+        <w:t>¿Se envían datos de lesión, tratamiento o documentos clínicos?</w:t>
+      </w:r>
+    </w:p>
+    <w:p>
       <w:r>
         <w:rPr>
           <w:b/>
@@ -1196,6 +1700,26 @@
       </w:r>
     </w:p>
     <w:p>
+      <w:pPr>
+        <w:pStyle w:val="Literal"/>
+        <w:shd w:val="clear" w:fill="F1F5F1"/>
+      </w:pPr>
+      <w:r>
+        <w:rPr>
+          <w:b/>
+          <w:color w:val="0B4F26"/>
+          <w:sz w:val="16"/>
+        </w:rPr>
+        <w:t xml:space="preserve">PREGUNTA  </w:t>
+      </w:r>
+      <w:r>
+        <w:rPr>
+          <w:sz w:val="20"/>
+        </w:rPr>
+        <w:t>¿La arquitectura es de una sola región o permite segregar datos por región? Si un cliente exigiera que sus datos estuvieran en Brasil, ¿qué ocurriría?</w:t>
+      </w:r>
+    </w:p>
+    <w:p>
       <w:r>
         <w:rPr>
           <w:b/>
@@ -1237,6 +1761,26 @@
       </w:r>
     </w:p>
     <w:p>
+      <w:pPr>
+        <w:pStyle w:val="Literal"/>
+        <w:shd w:val="clear" w:fill="F1F5F1"/>
+      </w:pPr>
+      <w:r>
+        <w:rPr>
+          <w:b/>
+          <w:color w:val="0B4F26"/>
+          <w:sz w:val="16"/>
+        </w:rPr>
+        <w:t xml:space="preserve">PREGUNTA  </w:t>
+      </w:r>
+      <w:r>
+        <w:rPr>
+          <w:sz w:val="20"/>
+        </w:rPr>
+        <w:t>¿Dónde están las copias de seguridad: región, retención, cifrado, quién tiene acceso a la restauración?</w:t>
+      </w:r>
+    </w:p>
+    <w:p>
       <w:r>
         <w:rPr>
           <w:b/>
@@ -1283,6 +1827,26 @@
       </w:r>
     </w:p>
     <w:p>
+      <w:pPr>
+        <w:pStyle w:val="Literal"/>
+        <w:shd w:val="clear" w:fill="F1F5F1"/>
+      </w:pPr>
+      <w:r>
+        <w:rPr>
+          <w:b/>
+          <w:color w:val="0B4F26"/>
+          <w:sz w:val="16"/>
+        </w:rPr>
+        <w:t xml:space="preserve">PREGUNTA  </w:t>
+      </w:r>
+      <w:r>
+        <w:rPr>
+          <w:sz w:val="20"/>
+        </w:rPr>
+        <w:t>Cuando vais a modificar o probar algo en el sistema, ¿lo hacéis en un entorno separado o directamente en el sistema que usan los clientes? Si es en un entorno separado, ¿funciona con datos inventados o con una copia de los datos reales de los jugadores?</w:t>
+      </w:r>
+    </w:p>
+    <w:p>
       <w:r>
         <w:rPr>
           <w:b/>
@@ -1316,6 +1880,26 @@
       </w:r>
     </w:p>
     <w:p>
+      <w:pPr>
+        <w:pStyle w:val="Literal"/>
+        <w:shd w:val="clear" w:fill="F1F5F1"/>
+      </w:pPr>
+      <w:r>
+        <w:rPr>
+          <w:b/>
+          <w:color w:val="0B4F26"/>
+          <w:sz w:val="16"/>
+        </w:rPr>
+        <w:t xml:space="preserve">PREGUNTA  </w:t>
+      </w:r>
+      <w:r>
+        <w:rPr>
+          <w:sz w:val="20"/>
+        </w:rPr>
+        <w:t>¿Cuántas personas tienen credenciales de administrador de Supabase o de la base de datos hoy?</w:t>
+      </w:r>
+    </w:p>
+    <w:p>
       <w:r>
         <w:rPr>
           <w:b w:val="0"/>
@@ -1390,6 +1974,26 @@
       </w:r>
     </w:p>
     <w:p>
+      <w:pPr>
+        <w:pStyle w:val="Literal"/>
+        <w:shd w:val="clear" w:fill="F1F5F1"/>
+      </w:pPr>
+      <w:r>
+        <w:rPr>
+          <w:b/>
+          <w:color w:val="0B4F26"/>
+          <w:sz w:val="16"/>
+        </w:rPr>
+        <w:t xml:space="preserve">PREGUNTA  </w:t>
+      </w:r>
+      <w:r>
+        <w:rPr>
+          <w:sz w:val="20"/>
+        </w:rPr>
+        <w:t>¿Qué ocurre con los datos cuando un jugador se traspasa a otro club? ¿Está previsto algún mecanismo de retención o supresión por titular — es decir, borrar los datos de un jugador concreto manteniendo intacto el resto de la base, incluidos vídeos, documentos clínicos y copias de seguridad?</w:t>
+      </w:r>
+    </w:p>
+    <w:p>
       <w:r>
         <w:rPr>
           <w:b/>
@@ -1443,6 +2047,26 @@
       </w:r>
     </w:p>
     <w:p>
+      <w:pPr>
+        <w:pStyle w:val="Literal"/>
+        <w:shd w:val="clear" w:fill="F1F5F1"/>
+      </w:pPr>
+      <w:r>
+        <w:rPr>
+          <w:b/>
+          <w:color w:val="0B4F26"/>
+          <w:sz w:val="16"/>
+        </w:rPr>
+        <w:t xml:space="preserve">PREGUNTA  </w:t>
+      </w:r>
+      <w:r>
+        <w:rPr>
+          <w:sz w:val="20"/>
+        </w:rPr>
+        <w:t>Para los jugadores profesionales, la imagen suele estar cedida en el contrato laboral, de modo que la revocación es rara. En cambio, para los jugadores de cantera y menores, la autorización la dan los padres y puede retirarse en cualquier momento. En ese caso, ¿qué ocurre con el material ya existente? Un vídeo de entrenamiento muestra a varios jugadores a la vez: ¿el corte entero deja de estar disponible, queda restringido, o no cambia nada de forma automática y la decisión queda en manos del club?</w:t>
+      </w:r>
+    </w:p>
+    <w:p>
       <w:r>
         <w:rPr>
           <w:b/>
@@ -1493,6 +2117,26 @@
       </w:pPr>
       <w:r>
         <w:t>29. ¿Puede el sistema generar la relación de fichas de menores?</w:t>
+      </w:r>
+    </w:p>
+    <w:p>
+      <w:pPr>
+        <w:pStyle w:val="Literal"/>
+        <w:shd w:val="clear" w:fill="F1F5F1"/>
+      </w:pPr>
+      <w:r>
+        <w:rPr>
+          <w:b/>
+          <w:color w:val="0B4F26"/>
+          <w:sz w:val="16"/>
+        </w:rPr>
+        <w:t xml:space="preserve">PREGUNTA  </w:t>
+      </w:r>
+      <w:r>
+        <w:rPr>
+          <w:sz w:val="20"/>
+        </w:rPr>
+        <w:t>¿Puede el sistema generar, en cualquier momento, la relación de fichas clasificadas como menores?</w:t>
       </w:r>
     </w:p>
     <w:p>
@@ -13787,6 +14431,18 @@
         <w:shd w:val="clear" w:color="auto" w:fill="FBCAA2" w:themeFill="accent6" w:themeFillTint="7F"/>
       </w:tcPr>
     </w:tblStylePr>
+  </w:style>
+  <w:style w:type="paragraph" w:customStyle="1" w:styleId="Literal">
+    <w:name w:val="Literal"/>
+    <w:basedOn w:val="Normal"/>
+    <w:pPr>
+      <w:spacing w:before="60" w:after="180"/>
+      <w:ind w:left="170" w:right="170"/>
+    </w:pPr>
+    <w:rPr>
+      <w:color w:val="141C17"/>
+      <w:sz w:val="20"/>
+    </w:rPr>
   </w:style>
   <w:style w:type="paragraph" w:customStyle="1" w:styleId="Nota">
     <w:name w:val="Nota"/>
